--- a/hin/docx/011.content.docx
+++ b/hin/docx/011.content.docx
@@ -19,7 +19,7 @@
         <w:rPr>
           <w:lang w:val="hi_IN" w:bidi="hi_IN"/>
         </w:rPr>
-        <w:t>Resource: Tyndale Open Study Notes</w:t>
+        <w:t>Resource: Aquifer Open Study Notes (Profiles)</w:t>
       </w:r>
       <w:r>
         <w:rPr>
@@ -112,7 +112,7 @@
         <w:rPr>
           <w:lang w:val="hi_IN" w:bidi="hi_IN"/>
         </w:rPr>
-        <w:t>Tyndale Open Study Notes</w:t>
+        <w:t>Aquifer Open Study Notes (Profiles)</w:t>
       </w:r>
     </w:p>
     <w:p>

--- a/hin/docx/011.content.docx
+++ b/hin/docx/011.content.docx
@@ -247,36 +247,24 @@
         </w:rPr>
         <w:t>हम तीतुस की पृष्ठभूमि या उनके परिवर्तन के विषय में कुछ नहीं जानते। उनका नाम प्रेरितों के काम की पुस्तक में उल्लेखित नहीं है। हम पहली बार उन्हें एक गैर-यहूदी विश्वासियों के रूप में देखते हैं, जो प्रेरित पौलुस और बरनबास के साथ यरूशलेम गए थे (</w:t>
       </w:r>
-      <w:hyperlink r:id="rId13">
-        <w:r>
-          <w:rPr>
-            <w:lang w:val="hi_IN" w:bidi="hi_IN"/>
-          </w:rPr>
-          <w:rPr>
-            <w:color w:val="0000EE"/>
-            <w:u w:val="single"/>
-          </w:rPr>
-          <w:t>गला 2:1</w:t>
-        </w:r>
-      </w:hyperlink>
+      <w:r>
+        <w:rPr>
+          <w:lang w:val="hi_IN" w:bidi="hi_IN"/>
+        </w:rPr>
+        <w:t>गला 2:1</w:t>
+      </w:r>
       <w:r>
         <w:rPr>
           <w:lang w:val="hi_IN" w:bidi="hi_IN"/>
         </w:rPr>
         <w:t>)। विशेष रूप से, प्रेरित पौलुस ने इस बात पर जोर दिया कि तीतुस को खतना कराने के लिए विवश नहीं किया था (</w:t>
       </w:r>
-      <w:hyperlink r:id="rId14">
-        <w:r>
-          <w:rPr>
-            <w:lang w:val="hi_IN" w:bidi="hi_IN"/>
-          </w:rPr>
-          <w:rPr>
-            <w:color w:val="0000EE"/>
-            <w:u w:val="single"/>
-          </w:rPr>
-          <w:t>गला 2:3</w:t>
-        </w:r>
-      </w:hyperlink>
+      <w:r>
+        <w:rPr>
+          <w:lang w:val="hi_IN" w:bidi="hi_IN"/>
+        </w:rPr>
+        <w:t>गला 2:3</w:t>
+      </w:r>
       <w:r>
         <w:rPr>
           <w:lang w:val="hi_IN" w:bidi="hi_IN"/>
@@ -297,108 +285,72 @@
         </w:rPr>
         <w:t xml:space="preserve">बाद में, पौलुस के दल के एक विश्वासयोग्य सदस्य के रूप में, तीतुस विशेष कार्यों के लिए भेजे गए। पौलुस ने उन्हें कुरिन्थुस, एक कठिन स्थिति को सम्भालने के लिये भेजा, सम्भवतः वह पत्र लेकर जो </w:t>
       </w:r>
-      <w:hyperlink r:id="rId15">
-        <w:r>
-          <w:rPr>
-            <w:lang w:val="hi_IN" w:bidi="hi_IN"/>
-          </w:rPr>
-          <w:rPr>
-            <w:color w:val="0000EE"/>
-            <w:u w:val="single"/>
-          </w:rPr>
-          <w:t>2 कुरिन्थियों 2:4</w:t>
-        </w:r>
-      </w:hyperlink>
+      <w:r>
+        <w:rPr>
+          <w:lang w:val="hi_IN" w:bidi="hi_IN"/>
+        </w:rPr>
+        <w:t>2 कुरिन्थियों 2:4</w:t>
+      </w:r>
       <w:r>
         <w:rPr>
           <w:lang w:val="hi_IN" w:bidi="hi_IN"/>
         </w:rPr>
         <w:t xml:space="preserve">, </w:t>
       </w:r>
-      <w:hyperlink r:id="rId16">
-        <w:r>
-          <w:rPr>
-            <w:lang w:val="hi_IN" w:bidi="hi_IN"/>
-          </w:rPr>
-          <w:rPr>
-            <w:color w:val="0000EE"/>
-            <w:u w:val="single"/>
-          </w:rPr>
-          <w:t>9</w:t>
-        </w:r>
-      </w:hyperlink>
+      <w:r>
+        <w:rPr>
+          <w:lang w:val="hi_IN" w:bidi="hi_IN"/>
+        </w:rPr>
+        <w:t>9</w:t>
+      </w:r>
       <w:r>
         <w:rPr>
           <w:lang w:val="hi_IN" w:bidi="hi_IN"/>
         </w:rPr>
         <w:t xml:space="preserve">; </w:t>
       </w:r>
-      <w:hyperlink r:id="rId17">
-        <w:r>
-          <w:rPr>
-            <w:lang w:val="hi_IN" w:bidi="hi_IN"/>
-          </w:rPr>
-          <w:rPr>
-            <w:color w:val="0000EE"/>
-            <w:u w:val="single"/>
-          </w:rPr>
-          <w:t>7:8–9</w:t>
-        </w:r>
-      </w:hyperlink>
+      <w:r>
+        <w:rPr>
+          <w:lang w:val="hi_IN" w:bidi="hi_IN"/>
+        </w:rPr>
+        <w:t>7:8–9</w:t>
+      </w:r>
       <w:r>
         <w:rPr>
           <w:lang w:val="hi_IN" w:bidi="hi_IN"/>
         </w:rPr>
         <w:t xml:space="preserve"> में उल्लेख किया गया है, जो अति आवश्यक था। यह कार्य ऐसे व्यक्ति की माँग करता था जो एक अगुवे के रूप में कोमल और मजबूत दोनों हो। ऐसा लगता था कि तीतुस का व्यक्तित्व तीमुथियुस से अधिक मजबूत था (देखें </w:t>
       </w:r>
-      <w:hyperlink r:id="rId18">
-        <w:r>
-          <w:rPr>
-            <w:lang w:val="hi_IN" w:bidi="hi_IN"/>
-          </w:rPr>
-          <w:rPr>
-            <w:color w:val="0000EE"/>
-            <w:u w:val="single"/>
-          </w:rPr>
-          <w:t>1 कुरि 16:10–11</w:t>
-        </w:r>
-      </w:hyperlink>
+      <w:r>
+        <w:rPr>
+          <w:lang w:val="hi_IN" w:bidi="hi_IN"/>
+        </w:rPr>
+        <w:t>1 कुरि 16:10–11</w:t>
+      </w:r>
       <w:r>
         <w:rPr>
           <w:lang w:val="hi_IN" w:bidi="hi_IN"/>
         </w:rPr>
         <w:t xml:space="preserve">; </w:t>
       </w:r>
-      <w:hyperlink r:id="rId19">
-        <w:r>
-          <w:rPr>
-            <w:lang w:val="hi_IN" w:bidi="hi_IN"/>
-          </w:rPr>
-          <w:rPr>
-            <w:color w:val="0000EE"/>
-            <w:u w:val="single"/>
-          </w:rPr>
-          <w:t>2 कुरि 7:13–15</w:t>
-        </w:r>
-      </w:hyperlink>
+      <w:r>
+        <w:rPr>
+          <w:lang w:val="hi_IN" w:bidi="hi_IN"/>
+        </w:rPr>
+        <w:t>2 कुरि 7:13–15</w:t>
+      </w:r>
       <w:r>
         <w:rPr>
           <w:lang w:val="hi_IN" w:bidi="hi_IN"/>
         </w:rPr>
         <w:t xml:space="preserve">; </w:t>
       </w:r>
-      <w:hyperlink r:id="rId20">
-        <w:r>
-          <w:rPr>
-            <w:lang w:val="hi_IN" w:bidi="hi_IN"/>
-          </w:rPr>
-          <w:rPr>
-            <w:color w:val="0000EE"/>
-            <w:u w:val="single"/>
-          </w:rPr>
-          <w:t>2 तीमु 1:6–7</w:t>
-        </w:r>
-      </w:hyperlink>
+      <w:r>
+        <w:rPr>
+          <w:lang w:val="hi_IN" w:bidi="hi_IN"/>
+        </w:rPr>
+        <w:t>2 तीमु 1:6–7</w:t>
+      </w:r>
       <w:r>
         <w:rPr>
           <w:lang w:val="hi_IN" w:bidi="hi_IN"/>
@@ -419,36 +371,24 @@
         </w:rPr>
         <w:t>तीतुस शुभ समाचार के साथ पौलुस के पास लौटे (</w:t>
       </w:r>
-      <w:hyperlink r:id="rId21">
-        <w:r>
-          <w:rPr>
-            <w:lang w:val="hi_IN" w:bidi="hi_IN"/>
-          </w:rPr>
-          <w:rPr>
-            <w:color w:val="0000EE"/>
-            <w:u w:val="single"/>
-          </w:rPr>
-          <w:t>2 कुरि 7:6–7</w:t>
-        </w:r>
-      </w:hyperlink>
+      <w:r>
+        <w:rPr>
+          <w:lang w:val="hi_IN" w:bidi="hi_IN"/>
+        </w:rPr>
+        <w:t>2 कुरि 7:6–7</w:t>
+      </w:r>
       <w:r>
         <w:rPr>
           <w:lang w:val="hi_IN" w:bidi="hi_IN"/>
         </w:rPr>
         <w:t xml:space="preserve">, </w:t>
       </w:r>
-      <w:hyperlink r:id="rId19">
-        <w:r>
-          <w:rPr>
-            <w:lang w:val="hi_IN" w:bidi="hi_IN"/>
-          </w:rPr>
-          <w:rPr>
-            <w:color w:val="0000EE"/>
-            <w:u w:val="single"/>
-          </w:rPr>
-          <w:t>13–15</w:t>
-        </w:r>
-      </w:hyperlink>
+      <w:r>
+        <w:rPr>
+          <w:lang w:val="hi_IN" w:bidi="hi_IN"/>
+        </w:rPr>
+        <w:t>13–15</w:t>
+      </w:r>
       <w:r>
         <w:rPr>
           <w:lang w:val="hi_IN" w:bidi="hi_IN"/>
@@ -468,90 +408,60 @@
         </w:rPr>
         <w:t xml:space="preserve"> के नाम से जानते हैं। इस पत्र ने विश्वासियों को यरूशलेम के निर्धन विश्वासियों के लिए दान इकट्ठा करने का कार्य पूरा करने के लिए प्रोत्साहित किया। तीतुस ने इस कार्य को उत्साहपूर्वक स्वीकार किया क्योंकि वे कुरिन्थुस के मसीहियों से प्रेम करते थे (</w:t>
       </w:r>
-      <w:hyperlink r:id="rId22">
-        <w:r>
-          <w:rPr>
-            <w:lang w:val="hi_IN" w:bidi="hi_IN"/>
-          </w:rPr>
-          <w:rPr>
-            <w:color w:val="0000EE"/>
-            <w:u w:val="single"/>
-          </w:rPr>
-          <w:t>2 कुरि 7:15</w:t>
-        </w:r>
-      </w:hyperlink>
+      <w:r>
+        <w:rPr>
+          <w:lang w:val="hi_IN" w:bidi="hi_IN"/>
+        </w:rPr>
+        <w:t>2 कुरि 7:15</w:t>
+      </w:r>
       <w:r>
         <w:rPr>
           <w:lang w:val="hi_IN" w:bidi="hi_IN"/>
         </w:rPr>
         <w:t xml:space="preserve">; </w:t>
       </w:r>
-      <w:hyperlink r:id="rId23">
-        <w:r>
-          <w:rPr>
-            <w:lang w:val="hi_IN" w:bidi="hi_IN"/>
-          </w:rPr>
-          <w:rPr>
-            <w:color w:val="0000EE"/>
-            <w:u w:val="single"/>
-          </w:rPr>
-          <w:t>8:6</w:t>
-        </w:r>
-      </w:hyperlink>
+      <w:r>
+        <w:rPr>
+          <w:lang w:val="hi_IN" w:bidi="hi_IN"/>
+        </w:rPr>
+        <w:t>8:6</w:t>
+      </w:r>
       <w:r>
         <w:rPr>
           <w:lang w:val="hi_IN" w:bidi="hi_IN"/>
         </w:rPr>
         <w:t xml:space="preserve">, </w:t>
       </w:r>
-      <w:hyperlink r:id="rId24">
-        <w:r>
-          <w:rPr>
-            <w:lang w:val="hi_IN" w:bidi="hi_IN"/>
-          </w:rPr>
-          <w:rPr>
-            <w:color w:val="0000EE"/>
-            <w:u w:val="single"/>
-          </w:rPr>
-          <w:t>16–17</w:t>
-        </w:r>
-      </w:hyperlink>
+      <w:r>
+        <w:rPr>
+          <w:lang w:val="hi_IN" w:bidi="hi_IN"/>
+        </w:rPr>
+        <w:t>16–17</w:t>
+      </w:r>
       <w:r>
         <w:rPr>
           <w:lang w:val="hi_IN" w:bidi="hi_IN"/>
         </w:rPr>
         <w:t>)। पौलुस ने उन्हें एक खरे व्यक्ति के रूप में वर्णित किया और पौलुस के समान बताया (</w:t>
       </w:r>
-      <w:hyperlink r:id="rId25">
-        <w:r>
-          <w:rPr>
-            <w:lang w:val="hi_IN" w:bidi="hi_IN"/>
-          </w:rPr>
-          <w:rPr>
-            <w:color w:val="0000EE"/>
-            <w:u w:val="single"/>
-          </w:rPr>
-          <w:t>2 कुरि 8:23</w:t>
-        </w:r>
-      </w:hyperlink>
+      <w:r>
+        <w:rPr>
+          <w:lang w:val="hi_IN" w:bidi="hi_IN"/>
+        </w:rPr>
+        <w:t>2 कुरि 8:23</w:t>
+      </w:r>
       <w:r>
         <w:rPr>
           <w:lang w:val="hi_IN" w:bidi="hi_IN"/>
         </w:rPr>
         <w:t xml:space="preserve">; </w:t>
       </w:r>
-      <w:hyperlink r:id="rId26">
-        <w:r>
-          <w:rPr>
-            <w:lang w:val="hi_IN" w:bidi="hi_IN"/>
-          </w:rPr>
-          <w:rPr>
-            <w:color w:val="0000EE"/>
-            <w:u w:val="single"/>
-          </w:rPr>
-          <w:t>12:18</w:t>
-        </w:r>
-      </w:hyperlink>
+      <w:r>
+        <w:rPr>
+          <w:lang w:val="hi_IN" w:bidi="hi_IN"/>
+        </w:rPr>
+        <w:t>12:18</w:t>
+      </w:r>
       <w:r>
         <w:rPr>
           <w:lang w:val="hi_IN" w:bidi="hi_IN"/>
@@ -572,36 +482,24 @@
         </w:rPr>
         <w:t>कुछ वर्षों बाद, जब रोम में पौलुस का पहला मुकद्दमा हुआ और वे रिहा हो गए, तब उन्होंने तीतुस को क्रेते के द्वीप पर छोड़ दिया ताकि वह वहाँ की कलीसिया को स्थिर कर सकें। जब तीतुस वहाँ थे, तब पौलुस ने उन्हें एक पत्र लिखा। इस पत्र में, पौलुस ने कलीसिया के अगुओं के चुनने के विषय में सलाह दिए और तीतुस को भक्तियुक्त चाल चलन सिखाने और प्रदर्शित करने के लिए उत्साहित किया। इसके बाद, पौलुस ने तीतुस से निकुपुलिस (अखाया में) मिलने के लिए कहा, जहाँ उन्होंने जाड़ा काटने की योजना बनाई थी (</w:t>
       </w:r>
-      <w:hyperlink r:id="rId27">
-        <w:r>
-          <w:rPr>
-            <w:lang w:val="hi_IN" w:bidi="hi_IN"/>
-          </w:rPr>
-          <w:rPr>
-            <w:color w:val="0000EE"/>
-            <w:u w:val="single"/>
-          </w:rPr>
-          <w:t>तीतु 3:12</w:t>
-        </w:r>
-      </w:hyperlink>
+      <w:r>
+        <w:rPr>
+          <w:lang w:val="hi_IN" w:bidi="hi_IN"/>
+        </w:rPr>
+        <w:t>तीतु 3:12</w:t>
+      </w:r>
       <w:r>
         <w:rPr>
           <w:lang w:val="hi_IN" w:bidi="hi_IN"/>
         </w:rPr>
         <w:t>)। बाद में, रोम में पौलुस की मृत्युदण्ड देने से ठीक पहले, उन्होंने लिखा कि सम्भवतः सेवकाई के कार्य के लिए तीतुस दलमतिया (आधुनिक यूनान के उत्तर-पश्चिम में, अद्रिया तट के साथ) गए थे (</w:t>
       </w:r>
-      <w:hyperlink r:id="rId28">
-        <w:r>
-          <w:rPr>
-            <w:lang w:val="hi_IN" w:bidi="hi_IN"/>
-          </w:rPr>
-          <w:rPr>
-            <w:color w:val="0000EE"/>
-            <w:u w:val="single"/>
-          </w:rPr>
-          <w:t>2 तीमु 4:10</w:t>
-        </w:r>
-      </w:hyperlink>
+      <w:r>
+        <w:rPr>
+          <w:lang w:val="hi_IN" w:bidi="hi_IN"/>
+        </w:rPr>
+        <w:t>2 तीमु 4:10</w:t>
+      </w:r>
       <w:r>
         <w:rPr>
           <w:lang w:val="hi_IN" w:bidi="hi_IN"/>
@@ -658,216 +556,144 @@
           <w:lang w:val="hi_IN" w:bidi="hi_IN"/>
         </w:rPr>
       </w:r>
-      <w:hyperlink r:id="rId29">
-        <w:r>
-          <w:rPr>
-            <w:lang w:val="hi_IN" w:bidi="hi_IN"/>
-          </w:rPr>
-          <w:rPr>
-            <w:color w:val="0000EE"/>
-            <w:u w:val="single"/>
-          </w:rPr>
-          <w:t>2 कुरिन्थियों 2:13</w:t>
-        </w:r>
-      </w:hyperlink>
+      <w:r>
+        <w:rPr>
+          <w:lang w:val="hi_IN" w:bidi="hi_IN"/>
+        </w:rPr>
+        <w:t>2 कुरिन्थियों 2:13</w:t>
+      </w:r>
       <w:r>
         <w:rPr>
           <w:lang w:val="hi_IN" w:bidi="hi_IN"/>
         </w:rPr>
         <w:t xml:space="preserve">; </w:t>
       </w:r>
-      <w:hyperlink r:id="rId30">
-        <w:r>
-          <w:rPr>
-            <w:lang w:val="hi_IN" w:bidi="hi_IN"/>
-          </w:rPr>
-          <w:rPr>
-            <w:color w:val="0000EE"/>
-            <w:u w:val="single"/>
-          </w:rPr>
-          <w:t>7:6</w:t>
-        </w:r>
-      </w:hyperlink>
+      <w:r>
+        <w:rPr>
+          <w:lang w:val="hi_IN" w:bidi="hi_IN"/>
+        </w:rPr>
+        <w:t>7:6</w:t>
+      </w:r>
       <w:r>
         <w:rPr>
           <w:lang w:val="hi_IN" w:bidi="hi_IN"/>
         </w:rPr>
         <w:t xml:space="preserve">, </w:t>
       </w:r>
-      <w:hyperlink r:id="rId31">
-        <w:r>
-          <w:rPr>
-            <w:lang w:val="hi_IN" w:bidi="hi_IN"/>
-          </w:rPr>
-          <w:rPr>
-            <w:color w:val="0000EE"/>
-            <w:u w:val="single"/>
-          </w:rPr>
-          <w:t>13–14</w:t>
-        </w:r>
-      </w:hyperlink>
+      <w:r>
+        <w:rPr>
+          <w:lang w:val="hi_IN" w:bidi="hi_IN"/>
+        </w:rPr>
+        <w:t>13–14</w:t>
+      </w:r>
       <w:r>
         <w:rPr>
           <w:lang w:val="hi_IN" w:bidi="hi_IN"/>
         </w:rPr>
         <w:t xml:space="preserve">; </w:t>
       </w:r>
-      <w:hyperlink r:id="rId23">
-        <w:r>
-          <w:rPr>
-            <w:lang w:val="hi_IN" w:bidi="hi_IN"/>
-          </w:rPr>
-          <w:rPr>
-            <w:color w:val="0000EE"/>
-            <w:u w:val="single"/>
-          </w:rPr>
-          <w:t>8:6</w:t>
-        </w:r>
-      </w:hyperlink>
+      <w:r>
+        <w:rPr>
+          <w:lang w:val="hi_IN" w:bidi="hi_IN"/>
+        </w:rPr>
+        <w:t>8:6</w:t>
+      </w:r>
       <w:r>
         <w:rPr>
           <w:lang w:val="hi_IN" w:bidi="hi_IN"/>
         </w:rPr>
         <w:t xml:space="preserve">, </w:t>
       </w:r>
-      <w:hyperlink r:id="rId24">
-        <w:r>
-          <w:rPr>
-            <w:lang w:val="hi_IN" w:bidi="hi_IN"/>
-          </w:rPr>
-          <w:rPr>
-            <w:color w:val="0000EE"/>
-            <w:u w:val="single"/>
-          </w:rPr>
-          <w:t>16–17</w:t>
-        </w:r>
-      </w:hyperlink>
+      <w:r>
+        <w:rPr>
+          <w:lang w:val="hi_IN" w:bidi="hi_IN"/>
+        </w:rPr>
+        <w:t>16–17</w:t>
+      </w:r>
       <w:r>
         <w:rPr>
           <w:lang w:val="hi_IN" w:bidi="hi_IN"/>
         </w:rPr>
         <w:t xml:space="preserve">, </w:t>
       </w:r>
-      <w:hyperlink r:id="rId25">
-        <w:r>
-          <w:rPr>
-            <w:lang w:val="hi_IN" w:bidi="hi_IN"/>
-          </w:rPr>
-          <w:rPr>
-            <w:color w:val="0000EE"/>
-            <w:u w:val="single"/>
-          </w:rPr>
-          <w:t>23</w:t>
-        </w:r>
-      </w:hyperlink>
+      <w:r>
+        <w:rPr>
+          <w:lang w:val="hi_IN" w:bidi="hi_IN"/>
+        </w:rPr>
+        <w:t>23</w:t>
+      </w:r>
       <w:r>
         <w:rPr>
           <w:lang w:val="hi_IN" w:bidi="hi_IN"/>
         </w:rPr>
         <w:t xml:space="preserve">; </w:t>
       </w:r>
-      <w:hyperlink r:id="rId26">
-        <w:r>
-          <w:rPr>
-            <w:lang w:val="hi_IN" w:bidi="hi_IN"/>
-          </w:rPr>
-          <w:rPr>
-            <w:color w:val="0000EE"/>
-            <w:u w:val="single"/>
-          </w:rPr>
-          <w:t>12:18</w:t>
-        </w:r>
-      </w:hyperlink>
+      <w:r>
+        <w:rPr>
+          <w:lang w:val="hi_IN" w:bidi="hi_IN"/>
+        </w:rPr>
+        <w:t>12:18</w:t>
+      </w:r>
       <w:r>
         <w:rPr>
           <w:lang w:val="hi_IN" w:bidi="hi_IN"/>
         </w:rPr>
         <w:t xml:space="preserve">; </w:t>
       </w:r>
-      <w:hyperlink r:id="rId13">
-        <w:r>
-          <w:rPr>
-            <w:lang w:val="hi_IN" w:bidi="hi_IN"/>
-          </w:rPr>
-          <w:rPr>
-            <w:color w:val="0000EE"/>
-            <w:u w:val="single"/>
-          </w:rPr>
-          <w:t>गलातियों 2:1</w:t>
-        </w:r>
-      </w:hyperlink>
+      <w:r>
+        <w:rPr>
+          <w:lang w:val="hi_IN" w:bidi="hi_IN"/>
+        </w:rPr>
+        <w:t>गलातियों 2:1</w:t>
+      </w:r>
       <w:r>
         <w:rPr>
           <w:lang w:val="hi_IN" w:bidi="hi_IN"/>
         </w:rPr>
         <w:t xml:space="preserve">, </w:t>
       </w:r>
-      <w:hyperlink r:id="rId14">
-        <w:r>
-          <w:rPr>
-            <w:lang w:val="hi_IN" w:bidi="hi_IN"/>
-          </w:rPr>
-          <w:rPr>
-            <w:color w:val="0000EE"/>
-            <w:u w:val="single"/>
-          </w:rPr>
-          <w:t>3</w:t>
-        </w:r>
-      </w:hyperlink>
+      <w:r>
+        <w:rPr>
+          <w:lang w:val="hi_IN" w:bidi="hi_IN"/>
+        </w:rPr>
+        <w:t>3</w:t>
+      </w:r>
       <w:r>
         <w:rPr>
           <w:lang w:val="hi_IN" w:bidi="hi_IN"/>
         </w:rPr>
         <w:t xml:space="preserve">; </w:t>
       </w:r>
-      <w:hyperlink r:id="rId28">
-        <w:r>
-          <w:rPr>
-            <w:lang w:val="hi_IN" w:bidi="hi_IN"/>
-          </w:rPr>
-          <w:rPr>
-            <w:color w:val="0000EE"/>
-            <w:u w:val="single"/>
-          </w:rPr>
-          <w:t>2 तीमुथियुस 4:10</w:t>
-        </w:r>
-      </w:hyperlink>
+      <w:r>
+        <w:rPr>
+          <w:lang w:val="hi_IN" w:bidi="hi_IN"/>
+        </w:rPr>
+        <w:t>2 तीमुथियुस 4:10</w:t>
+      </w:r>
       <w:r>
         <w:rPr>
           <w:lang w:val="hi_IN" w:bidi="hi_IN"/>
         </w:rPr>
         <w:t xml:space="preserve">; </w:t>
       </w:r>
-      <w:hyperlink r:id="rId32">
-        <w:r>
-          <w:rPr>
-            <w:lang w:val="hi_IN" w:bidi="hi_IN"/>
-          </w:rPr>
-          <w:rPr>
-            <w:color w:val="0000EE"/>
-            <w:u w:val="single"/>
-          </w:rPr>
-          <w:t>तीतुस 1:4</w:t>
-        </w:r>
-      </w:hyperlink>
+      <w:r>
+        <w:rPr>
+          <w:lang w:val="hi_IN" w:bidi="hi_IN"/>
+        </w:rPr>
+        <w:t>तीतुस 1:4</w:t>
+      </w:r>
       <w:r>
         <w:rPr>
           <w:lang w:val="hi_IN" w:bidi="hi_IN"/>
         </w:rPr>
         <w:t xml:space="preserve">; </w:t>
       </w:r>
-      <w:hyperlink r:id="rId33">
-        <w:r>
-          <w:rPr>
-            <w:lang w:val="hi_IN" w:bidi="hi_IN"/>
-          </w:rPr>
-          <w:rPr>
-            <w:color w:val="0000EE"/>
-            <w:u w:val="single"/>
-          </w:rPr>
-          <w:t>2:1</w:t>
-        </w:r>
-      </w:hyperlink>
+      <w:r>
+        <w:rPr>
+          <w:lang w:val="hi_IN" w:bidi="hi_IN"/>
+        </w:rPr>
+        <w:t>2:1</w:t>
+      </w:r>
       <w:r>
         <w:rPr>
           <w:lang w:val="hi_IN" w:bidi="hi_IN"/>
@@ -930,90 +756,60 @@
         </w:rPr>
         <w:t>तीमुथियुस की माता और नानी भक्त थीं (</w:t>
       </w:r>
-      <w:hyperlink r:id="rId34">
-        <w:r>
-          <w:rPr>
-            <w:lang w:val="hi_IN" w:bidi="hi_IN"/>
-          </w:rPr>
-          <w:rPr>
-            <w:color w:val="0000EE"/>
-            <w:u w:val="single"/>
-          </w:rPr>
-          <w:t>2 तीमु 1:5</w:t>
-        </w:r>
-      </w:hyperlink>
+      <w:r>
+        <w:rPr>
+          <w:lang w:val="hi_IN" w:bidi="hi_IN"/>
+        </w:rPr>
+        <w:t>2 तीमु 1:5</w:t>
+      </w:r>
       <w:r>
         <w:rPr>
           <w:lang w:val="hi_IN" w:bidi="hi_IN"/>
         </w:rPr>
         <w:t>)। उनके अपने देश लुस्त्रा और पास के इकुनियुम के मसीही उनका बहुत आदर करते थे। वह पौलुस की दूसरी यात्रा के दौरान उनके मिशनरी दल में शामिल हुए। पौलुस भविष्यद्वाणी के उन वचनों का उल्लेख करते हैं जो तीमुथियुस के चुने जाने की पुष्टि करते हैं। प्राचीनों और स्वयं पौलुस के हाथ रखने के द्वारा तीमुथियुस को सेवकाई के लिए एक विशेष वरदान प्राप्त हुआ (</w:t>
       </w:r>
-      <w:hyperlink r:id="rId35">
-        <w:r>
-          <w:rPr>
-            <w:lang w:val="hi_IN" w:bidi="hi_IN"/>
-          </w:rPr>
-          <w:rPr>
-            <w:color w:val="0000EE"/>
-            <w:u w:val="single"/>
-          </w:rPr>
-          <w:t>1 तीमु 1:18</w:t>
-        </w:r>
-      </w:hyperlink>
+      <w:r>
+        <w:rPr>
+          <w:lang w:val="hi_IN" w:bidi="hi_IN"/>
+        </w:rPr>
+        <w:t>1 तीमु 1:18</w:t>
+      </w:r>
       <w:r>
         <w:rPr>
           <w:lang w:val="hi_IN" w:bidi="hi_IN"/>
         </w:rPr>
         <w:t xml:space="preserve">; </w:t>
       </w:r>
-      <w:hyperlink r:id="rId36">
-        <w:r>
-          <w:rPr>
-            <w:lang w:val="hi_IN" w:bidi="hi_IN"/>
-          </w:rPr>
-          <w:rPr>
-            <w:color w:val="0000EE"/>
-            <w:u w:val="single"/>
-          </w:rPr>
-          <w:t>4:14</w:t>
-        </w:r>
-      </w:hyperlink>
+      <w:r>
+        <w:rPr>
+          <w:lang w:val="hi_IN" w:bidi="hi_IN"/>
+        </w:rPr>
+        <w:t>4:14</w:t>
+      </w:r>
       <w:r>
         <w:rPr>
           <w:lang w:val="hi_IN" w:bidi="hi_IN"/>
         </w:rPr>
         <w:t xml:space="preserve">; </w:t>
       </w:r>
-      <w:hyperlink r:id="rId37">
-        <w:r>
-          <w:rPr>
-            <w:lang w:val="hi_IN" w:bidi="hi_IN"/>
-          </w:rPr>
-          <w:rPr>
-            <w:color w:val="0000EE"/>
-            <w:u w:val="single"/>
-          </w:rPr>
-          <w:t>2 तीमु 1:6</w:t>
-        </w:r>
-      </w:hyperlink>
+      <w:r>
+        <w:rPr>
+          <w:lang w:val="hi_IN" w:bidi="hi_IN"/>
+        </w:rPr>
+        <w:t>2 तीमु 1:6</w:t>
+      </w:r>
       <w:r>
         <w:rPr>
           <w:lang w:val="hi_IN" w:bidi="hi_IN"/>
         </w:rPr>
         <w:t>)। उस जगह के यहूदियों के सम्मान के लिए, पौलुस ने तीमुथियुस का खतना करवाया (</w:t>
       </w:r>
-      <w:hyperlink r:id="rId38">
-        <w:r>
-          <w:rPr>
-            <w:lang w:val="hi_IN" w:bidi="hi_IN"/>
-          </w:rPr>
-          <w:rPr>
-            <w:color w:val="0000EE"/>
-            <w:u w:val="single"/>
-          </w:rPr>
-          <w:t>प्रेरि 16:1–3</w:t>
-        </w:r>
-      </w:hyperlink>
+      <w:r>
+        <w:rPr>
+          <w:lang w:val="hi_IN" w:bidi="hi_IN"/>
+        </w:rPr>
+        <w:t>प्रेरि 16:1–3</w:t>
+      </w:r>
       <w:r>
         <w:rPr>
           <w:lang w:val="hi_IN" w:bidi="hi_IN"/>
@@ -1034,396 +830,264 @@
         </w:rPr>
         <w:t>अगले पन्द्रह वर्षों में, पौलुस ने तीमुथियुस को विभिन्न कलीसियाओं में विशेष सेवा के लिए भेजा (</w:t>
       </w:r>
-      <w:hyperlink r:id="rId39">
-        <w:r>
-          <w:rPr>
-            <w:lang w:val="hi_IN" w:bidi="hi_IN"/>
-          </w:rPr>
-          <w:rPr>
-            <w:color w:val="0000EE"/>
-            <w:u w:val="single"/>
-          </w:rPr>
-          <w:t>प्रेरि 19:22</w:t>
-        </w:r>
-      </w:hyperlink>
+      <w:r>
+        <w:rPr>
+          <w:lang w:val="hi_IN" w:bidi="hi_IN"/>
+        </w:rPr>
+        <w:t>प्रेरि 19:22</w:t>
+      </w:r>
       <w:r>
         <w:rPr>
           <w:lang w:val="hi_IN" w:bidi="hi_IN"/>
         </w:rPr>
         <w:t xml:space="preserve">; </w:t>
       </w:r>
-      <w:hyperlink r:id="rId40">
-        <w:r>
-          <w:rPr>
-            <w:lang w:val="hi_IN" w:bidi="hi_IN"/>
-          </w:rPr>
-          <w:rPr>
-            <w:color w:val="0000EE"/>
-            <w:u w:val="single"/>
-          </w:rPr>
-          <w:t>1 कुरि 4:17</w:t>
-        </w:r>
-      </w:hyperlink>
+      <w:r>
+        <w:rPr>
+          <w:lang w:val="hi_IN" w:bidi="hi_IN"/>
+        </w:rPr>
+        <w:t>1 कुरि 4:17</w:t>
+      </w:r>
       <w:r>
         <w:rPr>
           <w:lang w:val="hi_IN" w:bidi="hi_IN"/>
         </w:rPr>
         <w:t xml:space="preserve">; </w:t>
       </w:r>
-      <w:hyperlink r:id="rId18">
-        <w:r>
-          <w:rPr>
-            <w:lang w:val="hi_IN" w:bidi="hi_IN"/>
-          </w:rPr>
-          <w:rPr>
-            <w:color w:val="0000EE"/>
-            <w:u w:val="single"/>
-          </w:rPr>
-          <w:t>16:10–11</w:t>
-        </w:r>
-      </w:hyperlink>
+      <w:r>
+        <w:rPr>
+          <w:lang w:val="hi_IN" w:bidi="hi_IN"/>
+        </w:rPr>
+        <w:t>16:10–11</w:t>
+      </w:r>
       <w:r>
         <w:rPr>
           <w:lang w:val="hi_IN" w:bidi="hi_IN"/>
         </w:rPr>
         <w:t xml:space="preserve">; </w:t>
       </w:r>
-      <w:hyperlink r:id="rId41">
-        <w:r>
-          <w:rPr>
-            <w:lang w:val="hi_IN" w:bidi="hi_IN"/>
-          </w:rPr>
-          <w:rPr>
-            <w:color w:val="0000EE"/>
-            <w:u w:val="single"/>
-          </w:rPr>
-          <w:t>फिलि 2:19–23</w:t>
-        </w:r>
-      </w:hyperlink>
+      <w:r>
+        <w:rPr>
+          <w:lang w:val="hi_IN" w:bidi="hi_IN"/>
+        </w:rPr>
+        <w:t>फिलि 2:19–23</w:t>
+      </w:r>
       <w:r>
         <w:rPr>
           <w:lang w:val="hi_IN" w:bidi="hi_IN"/>
         </w:rPr>
         <w:t xml:space="preserve">; </w:t>
       </w:r>
-      <w:hyperlink r:id="rId42">
-        <w:r>
-          <w:rPr>
-            <w:lang w:val="hi_IN" w:bidi="hi_IN"/>
-          </w:rPr>
-          <w:rPr>
-            <w:color w:val="0000EE"/>
-            <w:u w:val="single"/>
-          </w:rPr>
-          <w:t>1 थिस्स 3:1–6</w:t>
-        </w:r>
-      </w:hyperlink>
+      <w:r>
+        <w:rPr>
+          <w:lang w:val="hi_IN" w:bidi="hi_IN"/>
+        </w:rPr>
+        <w:t>1 थिस्स 3:1–6</w:t>
+      </w:r>
       <w:r>
         <w:rPr>
           <w:lang w:val="hi_IN" w:bidi="hi_IN"/>
         </w:rPr>
         <w:t xml:space="preserve">; </w:t>
       </w:r>
-      <w:hyperlink r:id="rId43">
-        <w:r>
-          <w:rPr>
-            <w:lang w:val="hi_IN" w:bidi="hi_IN"/>
-          </w:rPr>
-          <w:rPr>
-            <w:color w:val="0000EE"/>
-            <w:u w:val="single"/>
-          </w:rPr>
-          <w:t>1 तीमु 1:3</w:t>
-        </w:r>
-      </w:hyperlink>
+      <w:r>
+        <w:rPr>
+          <w:lang w:val="hi_IN" w:bidi="hi_IN"/>
+        </w:rPr>
+        <w:t>1 तीमु 1:3</w:t>
+      </w:r>
       <w:r>
         <w:rPr>
           <w:lang w:val="hi_IN" w:bidi="hi_IN"/>
         </w:rPr>
         <w:t xml:space="preserve">; देखें </w:t>
       </w:r>
-      <w:hyperlink r:id="rId44">
-        <w:r>
-          <w:rPr>
-            <w:lang w:val="hi_IN" w:bidi="hi_IN"/>
-          </w:rPr>
-          <w:rPr>
-            <w:color w:val="0000EE"/>
-            <w:u w:val="single"/>
-          </w:rPr>
-          <w:t>प्रेरि 17:14–15</w:t>
-        </w:r>
-      </w:hyperlink>
+      <w:r>
+        <w:rPr>
+          <w:lang w:val="hi_IN" w:bidi="hi_IN"/>
+        </w:rPr>
+        <w:t>प्रेरि 17:14–15</w:t>
+      </w:r>
       <w:r>
         <w:rPr>
           <w:lang w:val="hi_IN" w:bidi="hi_IN"/>
         </w:rPr>
         <w:t xml:space="preserve">; </w:t>
       </w:r>
-      <w:hyperlink r:id="rId45">
-        <w:r>
-          <w:rPr>
-            <w:lang w:val="hi_IN" w:bidi="hi_IN"/>
-          </w:rPr>
-          <w:rPr>
-            <w:color w:val="0000EE"/>
-            <w:u w:val="single"/>
-          </w:rPr>
-          <w:t>18:5</w:t>
-        </w:r>
-      </w:hyperlink>
+      <w:r>
+        <w:rPr>
+          <w:lang w:val="hi_IN" w:bidi="hi_IN"/>
+        </w:rPr>
+        <w:t>18:5</w:t>
+      </w:r>
       <w:r>
         <w:rPr>
           <w:lang w:val="hi_IN" w:bidi="hi_IN"/>
         </w:rPr>
         <w:t xml:space="preserve"> भी)। पौलुस ने तीमुथियुस का नाम अपनी कई पत्रियों में सह-लेखक के रूप में शामिल किया (</w:t>
       </w:r>
-      <w:hyperlink r:id="rId46">
-        <w:r>
-          <w:rPr>
-            <w:lang w:val="hi_IN" w:bidi="hi_IN"/>
-          </w:rPr>
-          <w:rPr>
-            <w:color w:val="0000EE"/>
-            <w:u w:val="single"/>
-          </w:rPr>
-          <w:t>2 कुरि 1:1</w:t>
-        </w:r>
-      </w:hyperlink>
+      <w:r>
+        <w:rPr>
+          <w:lang w:val="hi_IN" w:bidi="hi_IN"/>
+        </w:rPr>
+        <w:t>2 कुरि 1:1</w:t>
+      </w:r>
       <w:r>
         <w:rPr>
           <w:lang w:val="hi_IN" w:bidi="hi_IN"/>
         </w:rPr>
         <w:t xml:space="preserve">; </w:t>
       </w:r>
-      <w:hyperlink r:id="rId47">
-        <w:r>
-          <w:rPr>
-            <w:lang w:val="hi_IN" w:bidi="hi_IN"/>
-          </w:rPr>
-          <w:rPr>
-            <w:color w:val="0000EE"/>
-            <w:u w:val="single"/>
-          </w:rPr>
-          <w:t>फिलि 1:1</w:t>
-        </w:r>
-      </w:hyperlink>
+      <w:r>
+        <w:rPr>
+          <w:lang w:val="hi_IN" w:bidi="hi_IN"/>
+        </w:rPr>
+        <w:t>फिलि 1:1</w:t>
+      </w:r>
       <w:r>
         <w:rPr>
           <w:lang w:val="hi_IN" w:bidi="hi_IN"/>
         </w:rPr>
         <w:t xml:space="preserve">; </w:t>
       </w:r>
-      <w:hyperlink r:id="rId48">
-        <w:r>
-          <w:rPr>
-            <w:lang w:val="hi_IN" w:bidi="hi_IN"/>
-          </w:rPr>
-          <w:rPr>
-            <w:color w:val="0000EE"/>
-            <w:u w:val="single"/>
-          </w:rPr>
-          <w:t>कुल 1:1</w:t>
-        </w:r>
-      </w:hyperlink>
+      <w:r>
+        <w:rPr>
+          <w:lang w:val="hi_IN" w:bidi="hi_IN"/>
+        </w:rPr>
+        <w:t>कुल 1:1</w:t>
+      </w:r>
       <w:r>
         <w:rPr>
           <w:lang w:val="hi_IN" w:bidi="hi_IN"/>
         </w:rPr>
         <w:t xml:space="preserve">; </w:t>
       </w:r>
-      <w:hyperlink r:id="rId49">
-        <w:r>
-          <w:rPr>
-            <w:lang w:val="hi_IN" w:bidi="hi_IN"/>
-          </w:rPr>
-          <w:rPr>
-            <w:color w:val="0000EE"/>
-            <w:u w:val="single"/>
-          </w:rPr>
-          <w:t>1 थिस्स 1:1</w:t>
-        </w:r>
-      </w:hyperlink>
+      <w:r>
+        <w:rPr>
+          <w:lang w:val="hi_IN" w:bidi="hi_IN"/>
+        </w:rPr>
+        <w:t>1 थिस्स 1:1</w:t>
+      </w:r>
       <w:r>
         <w:rPr>
           <w:lang w:val="hi_IN" w:bidi="hi_IN"/>
         </w:rPr>
         <w:t xml:space="preserve">; </w:t>
       </w:r>
-      <w:hyperlink r:id="rId50">
-        <w:r>
-          <w:rPr>
-            <w:lang w:val="hi_IN" w:bidi="hi_IN"/>
-          </w:rPr>
-          <w:rPr>
-            <w:color w:val="0000EE"/>
-            <w:u w:val="single"/>
-          </w:rPr>
-          <w:t>2 थिस्स 1:1</w:t>
-        </w:r>
-      </w:hyperlink>
+      <w:r>
+        <w:rPr>
+          <w:lang w:val="hi_IN" w:bidi="hi_IN"/>
+        </w:rPr>
+        <w:t>2 थिस्स 1:1</w:t>
+      </w:r>
       <w:r>
         <w:rPr>
           <w:lang w:val="hi_IN" w:bidi="hi_IN"/>
         </w:rPr>
         <w:t xml:space="preserve">; </w:t>
       </w:r>
-      <w:hyperlink r:id="rId51">
-        <w:r>
-          <w:rPr>
-            <w:lang w:val="hi_IN" w:bidi="hi_IN"/>
-          </w:rPr>
-          <w:rPr>
-            <w:color w:val="0000EE"/>
-            <w:u w:val="single"/>
-          </w:rPr>
-          <w:t>फिले 1:1</w:t>
-        </w:r>
-      </w:hyperlink>
+      <w:r>
+        <w:rPr>
+          <w:lang w:val="hi_IN" w:bidi="hi_IN"/>
+        </w:rPr>
+        <w:t>फिले 1:1</w:t>
+      </w:r>
       <w:r>
         <w:rPr>
           <w:lang w:val="hi_IN" w:bidi="hi_IN"/>
         </w:rPr>
         <w:t xml:space="preserve">)। पौलुस ने स्पष्ट रूप से तीमुथियुस के साथ एक करीबी रिश्ता रखा और उनका बहुत सम्मान करते थे (देखें </w:t>
       </w:r>
-      <w:hyperlink r:id="rId52">
-        <w:r>
-          <w:rPr>
-            <w:lang w:val="hi_IN" w:bidi="hi_IN"/>
-          </w:rPr>
-          <w:rPr>
-            <w:color w:val="0000EE"/>
-            <w:u w:val="single"/>
-          </w:rPr>
-          <w:t>रोम 16:21</w:t>
-        </w:r>
-      </w:hyperlink>
+      <w:r>
+        <w:rPr>
+          <w:lang w:val="hi_IN" w:bidi="hi_IN"/>
+        </w:rPr>
+        <w:t>रोम 16:21</w:t>
+      </w:r>
       <w:r>
         <w:rPr>
           <w:lang w:val="hi_IN" w:bidi="hi_IN"/>
         </w:rPr>
         <w:t xml:space="preserve">; </w:t>
       </w:r>
-      <w:hyperlink r:id="rId40">
-        <w:r>
-          <w:rPr>
-            <w:lang w:val="hi_IN" w:bidi="hi_IN"/>
-          </w:rPr>
-          <w:rPr>
-            <w:color w:val="0000EE"/>
-            <w:u w:val="single"/>
-          </w:rPr>
-          <w:t>1 कुरि 4:17</w:t>
-        </w:r>
-      </w:hyperlink>
+      <w:r>
+        <w:rPr>
+          <w:lang w:val="hi_IN" w:bidi="hi_IN"/>
+        </w:rPr>
+        <w:t>1 कुरि 4:17</w:t>
+      </w:r>
       <w:r>
         <w:rPr>
           <w:lang w:val="hi_IN" w:bidi="hi_IN"/>
         </w:rPr>
         <w:t xml:space="preserve">; </w:t>
       </w:r>
-      <w:hyperlink r:id="rId53">
-        <w:r>
-          <w:rPr>
-            <w:lang w:val="hi_IN" w:bidi="hi_IN"/>
-          </w:rPr>
-          <w:rPr>
-            <w:color w:val="0000EE"/>
-            <w:u w:val="single"/>
-          </w:rPr>
-          <w:t>1 थिस्स 3:2</w:t>
-        </w:r>
-      </w:hyperlink>
+      <w:r>
+        <w:rPr>
+          <w:lang w:val="hi_IN" w:bidi="hi_IN"/>
+        </w:rPr>
+        <w:t>1 थिस्स 3:2</w:t>
+      </w:r>
       <w:r>
         <w:rPr>
           <w:lang w:val="hi_IN" w:bidi="hi_IN"/>
         </w:rPr>
         <w:t xml:space="preserve">; </w:t>
       </w:r>
-      <w:hyperlink r:id="rId54">
-        <w:r>
-          <w:rPr>
-            <w:lang w:val="hi_IN" w:bidi="hi_IN"/>
-          </w:rPr>
-          <w:rPr>
-            <w:color w:val="0000EE"/>
-            <w:u w:val="single"/>
-          </w:rPr>
-          <w:t>1 तीमु 1:2</w:t>
-        </w:r>
-      </w:hyperlink>
+      <w:r>
+        <w:rPr>
+          <w:lang w:val="hi_IN" w:bidi="hi_IN"/>
+        </w:rPr>
+        <w:t>1 तीमु 1:2</w:t>
+      </w:r>
       <w:r>
         <w:rPr>
           <w:lang w:val="hi_IN" w:bidi="hi_IN"/>
         </w:rPr>
         <w:t xml:space="preserve">; </w:t>
       </w:r>
-      <w:hyperlink r:id="rId55">
-        <w:r>
-          <w:rPr>
-            <w:lang w:val="hi_IN" w:bidi="hi_IN"/>
-          </w:rPr>
-          <w:rPr>
-            <w:color w:val="0000EE"/>
-            <w:u w:val="single"/>
-          </w:rPr>
-          <w:t>6:11</w:t>
-        </w:r>
-      </w:hyperlink>
+      <w:r>
+        <w:rPr>
+          <w:lang w:val="hi_IN" w:bidi="hi_IN"/>
+        </w:rPr>
+        <w:t>6:11</w:t>
+      </w:r>
       <w:r>
         <w:rPr>
           <w:lang w:val="hi_IN" w:bidi="hi_IN"/>
         </w:rPr>
         <w:t xml:space="preserve">; </w:t>
       </w:r>
-      <w:hyperlink r:id="rId56">
-        <w:r>
-          <w:rPr>
-            <w:lang w:val="hi_IN" w:bidi="hi_IN"/>
-          </w:rPr>
-          <w:rPr>
-            <w:color w:val="0000EE"/>
-            <w:u w:val="single"/>
-          </w:rPr>
-          <w:t>2 तीमु 1:2</w:t>
-        </w:r>
-      </w:hyperlink>
+      <w:r>
+        <w:rPr>
+          <w:lang w:val="hi_IN" w:bidi="hi_IN"/>
+        </w:rPr>
+        <w:t>2 तीमु 1:2</w:t>
+      </w:r>
       <w:r>
         <w:rPr>
           <w:lang w:val="hi_IN" w:bidi="hi_IN"/>
         </w:rPr>
         <w:t>)। जब पौलुस अपने जीवन के अन्त के समीप पहुँचे और बन्दीगृह में अपने दण्ड की प्रतीक्षा कर रहे थे, तब वे तीमुथियुस से भेंट करने की लालसा रखते थे (</w:t>
       </w:r>
-      <w:hyperlink r:id="rId57">
-        <w:r>
-          <w:rPr>
-            <w:lang w:val="hi_IN" w:bidi="hi_IN"/>
-          </w:rPr>
-          <w:rPr>
-            <w:color w:val="0000EE"/>
-            <w:u w:val="single"/>
-          </w:rPr>
-          <w:t>2 तीमु 1:3–4</w:t>
-        </w:r>
-      </w:hyperlink>
+      <w:r>
+        <w:rPr>
+          <w:lang w:val="hi_IN" w:bidi="hi_IN"/>
+        </w:rPr>
+        <w:t>2 तीमु 1:3–4</w:t>
+      </w:r>
       <w:r>
         <w:rPr>
           <w:lang w:val="hi_IN" w:bidi="hi_IN"/>
         </w:rPr>
         <w:t>)। पौलुस के सभी सहकर्मियों में, तीमुथियुस को विशेष रूप से यीशु और उनके लोगों के प्रति उनकी निःस्वार्थ चिन्ता के लिए सराहा गया (</w:t>
       </w:r>
-      <w:hyperlink r:id="rId58">
-        <w:r>
-          <w:rPr>
-            <w:lang w:val="hi_IN" w:bidi="hi_IN"/>
-          </w:rPr>
-          <w:rPr>
-            <w:color w:val="0000EE"/>
-            <w:u w:val="single"/>
-          </w:rPr>
-          <w:t>फिलि 2:20–22</w:t>
-        </w:r>
-      </w:hyperlink>
+      <w:r>
+        <w:rPr>
+          <w:lang w:val="hi_IN" w:bidi="hi_IN"/>
+        </w:rPr>
+        <w:t>फिलि 2:20–22</w:t>
+      </w:r>
       <w:r>
         <w:rPr>
           <w:lang w:val="hi_IN" w:bidi="hi_IN"/>
@@ -1444,108 +1108,72 @@
         </w:rPr>
         <w:t>पौलुस का तीमुथियुस को दूसरी पत्री (2 तीमुथियुस), पौलुस की मृत्यु से कुछ समय पहले लिखा गया था। इस पत्र में, उन्होंने तीमुथियुस को यीशु के विषय में सुसमाचार को बाँटने में साहसी और निडर होने के लिए प्रोत्साहित किया। उन्होंने तीमुथियुस से आग्रह किया कि वह यीशु के लिए दुःख उठाने को तैयार रहे (</w:t>
       </w:r>
-      <w:hyperlink r:id="rId59">
-        <w:r>
-          <w:rPr>
-            <w:lang w:val="hi_IN" w:bidi="hi_IN"/>
-          </w:rPr>
-          <w:rPr>
-            <w:color w:val="0000EE"/>
-            <w:u w:val="single"/>
-          </w:rPr>
-          <w:t>2 तीमु 1:8</w:t>
-        </w:r>
-      </w:hyperlink>
+      <w:r>
+        <w:rPr>
+          <w:lang w:val="hi_IN" w:bidi="hi_IN"/>
+        </w:rPr>
+        <w:t>2 तीमु 1:8</w:t>
+      </w:r>
       <w:r>
         <w:rPr>
           <w:lang w:val="hi_IN" w:bidi="hi_IN"/>
         </w:rPr>
         <w:t xml:space="preserve">; </w:t>
       </w:r>
-      <w:hyperlink r:id="rId60">
-        <w:r>
-          <w:rPr>
-            <w:lang w:val="hi_IN" w:bidi="hi_IN"/>
-          </w:rPr>
-          <w:rPr>
-            <w:color w:val="0000EE"/>
-            <w:u w:val="single"/>
-          </w:rPr>
-          <w:t>2:1–3</w:t>
-        </w:r>
-      </w:hyperlink>
+      <w:r>
+        <w:rPr>
+          <w:lang w:val="hi_IN" w:bidi="hi_IN"/>
+        </w:rPr>
+        <w:t>2:1–3</w:t>
+      </w:r>
       <w:r>
         <w:rPr>
           <w:lang w:val="hi_IN" w:bidi="hi_IN"/>
         </w:rPr>
         <w:t xml:space="preserve">; </w:t>
       </w:r>
-      <w:hyperlink r:id="rId61">
-        <w:r>
-          <w:rPr>
-            <w:lang w:val="hi_IN" w:bidi="hi_IN"/>
-          </w:rPr>
-          <w:rPr>
-            <w:color w:val="0000EE"/>
-            <w:u w:val="single"/>
-          </w:rPr>
-          <w:t>4:1–2</w:t>
-        </w:r>
-      </w:hyperlink>
+      <w:r>
+        <w:rPr>
+          <w:lang w:val="hi_IN" w:bidi="hi_IN"/>
+        </w:rPr>
+        <w:t>4:1–2</w:t>
+      </w:r>
       <w:r>
         <w:rPr>
           <w:lang w:val="hi_IN" w:bidi="hi_IN"/>
         </w:rPr>
         <w:t xml:space="preserve">, </w:t>
       </w:r>
-      <w:hyperlink r:id="rId62">
-        <w:r>
-          <w:rPr>
-            <w:lang w:val="hi_IN" w:bidi="hi_IN"/>
-          </w:rPr>
-          <w:rPr>
-            <w:color w:val="0000EE"/>
-            <w:u w:val="single"/>
-          </w:rPr>
-          <w:t>5</w:t>
-        </w:r>
-      </w:hyperlink>
+      <w:r>
+        <w:rPr>
+          <w:lang w:val="hi_IN" w:bidi="hi_IN"/>
+        </w:rPr>
+        <w:t>5</w:t>
+      </w:r>
       <w:r>
         <w:rPr>
           <w:lang w:val="hi_IN" w:bidi="hi_IN"/>
         </w:rPr>
         <w:t xml:space="preserve">)। यह उस व्यक्ति के लिये एक महत्वपूर्ण सन्देश था जो स्वाभाविक रूप से भय रखता हो (देखें </w:t>
       </w:r>
-      <w:hyperlink r:id="rId20">
-        <w:r>
-          <w:rPr>
-            <w:lang w:val="hi_IN" w:bidi="hi_IN"/>
-          </w:rPr>
-          <w:rPr>
-            <w:color w:val="0000EE"/>
-            <w:u w:val="single"/>
-          </w:rPr>
-          <w:t>2 तीमु 1:6–7</w:t>
-        </w:r>
-      </w:hyperlink>
+      <w:r>
+        <w:rPr>
+          <w:lang w:val="hi_IN" w:bidi="hi_IN"/>
+        </w:rPr>
+        <w:t>2 तीमु 1:6–7</w:t>
+      </w:r>
       <w:r>
         <w:rPr>
           <w:lang w:val="hi_IN" w:bidi="hi_IN"/>
         </w:rPr>
         <w:t>)। ऐसा प्रतीत होता है कि तीमुथियुस स्वयं बाद में कैदी बन गया (</w:t>
       </w:r>
-      <w:hyperlink r:id="rId63">
-        <w:r>
-          <w:rPr>
-            <w:lang w:val="hi_IN" w:bidi="hi_IN"/>
-          </w:rPr>
-          <w:rPr>
-            <w:color w:val="0000EE"/>
-            <w:u w:val="single"/>
-          </w:rPr>
-          <w:t>इब्रा 13:23</w:t>
-        </w:r>
-      </w:hyperlink>
+      <w:r>
+        <w:rPr>
+          <w:lang w:val="hi_IN" w:bidi="hi_IN"/>
+        </w:rPr>
+        <w:t>इब्रा 13:23</w:t>
+      </w:r>
       <w:r>
         <w:rPr>
           <w:lang w:val="hi_IN" w:bidi="hi_IN"/>
@@ -1589,324 +1217,216 @@
           <w:lang w:val="hi_IN" w:bidi="hi_IN"/>
         </w:rPr>
       </w:r>
-      <w:hyperlink r:id="rId38">
-        <w:r>
-          <w:rPr>
-            <w:lang w:val="hi_IN" w:bidi="hi_IN"/>
-          </w:rPr>
-          <w:rPr>
-            <w:color w:val="0000EE"/>
-            <w:u w:val="single"/>
-          </w:rPr>
-          <w:t>प्रेरितों के काम 16:1–3</w:t>
-        </w:r>
-      </w:hyperlink>
+      <w:r>
+        <w:rPr>
+          <w:lang w:val="hi_IN" w:bidi="hi_IN"/>
+        </w:rPr>
+        <w:t>प्रेरितों के काम 16:1–3</w:t>
+      </w:r>
       <w:r>
         <w:rPr>
           <w:lang w:val="hi_IN" w:bidi="hi_IN"/>
         </w:rPr>
         <w:t xml:space="preserve">; </w:t>
       </w:r>
-      <w:hyperlink r:id="rId44">
-        <w:r>
-          <w:rPr>
-            <w:lang w:val="hi_IN" w:bidi="hi_IN"/>
-          </w:rPr>
-          <w:rPr>
-            <w:color w:val="0000EE"/>
-            <w:u w:val="single"/>
-          </w:rPr>
-          <w:t>17:14–15</w:t>
-        </w:r>
-      </w:hyperlink>
+      <w:r>
+        <w:rPr>
+          <w:lang w:val="hi_IN" w:bidi="hi_IN"/>
+        </w:rPr>
+        <w:t>17:14–15</w:t>
+      </w:r>
       <w:r>
         <w:rPr>
           <w:lang w:val="hi_IN" w:bidi="hi_IN"/>
         </w:rPr>
         <w:t xml:space="preserve">; </w:t>
       </w:r>
-      <w:hyperlink r:id="rId45">
-        <w:r>
-          <w:rPr>
-            <w:lang w:val="hi_IN" w:bidi="hi_IN"/>
-          </w:rPr>
-          <w:rPr>
-            <w:color w:val="0000EE"/>
-            <w:u w:val="single"/>
-          </w:rPr>
-          <w:t>18:5</w:t>
-        </w:r>
-      </w:hyperlink>
+      <w:r>
+        <w:rPr>
+          <w:lang w:val="hi_IN" w:bidi="hi_IN"/>
+        </w:rPr>
+        <w:t>18:5</w:t>
+      </w:r>
       <w:r>
         <w:rPr>
           <w:lang w:val="hi_IN" w:bidi="hi_IN"/>
         </w:rPr>
         <w:t xml:space="preserve">; </w:t>
       </w:r>
-      <w:hyperlink r:id="rId39">
-        <w:r>
-          <w:rPr>
-            <w:lang w:val="hi_IN" w:bidi="hi_IN"/>
-          </w:rPr>
-          <w:rPr>
-            <w:color w:val="0000EE"/>
-            <w:u w:val="single"/>
-          </w:rPr>
-          <w:t>19:22</w:t>
-        </w:r>
-      </w:hyperlink>
+      <w:r>
+        <w:rPr>
+          <w:lang w:val="hi_IN" w:bidi="hi_IN"/>
+        </w:rPr>
+        <w:t>19:22</w:t>
+      </w:r>
       <w:r>
         <w:rPr>
           <w:lang w:val="hi_IN" w:bidi="hi_IN"/>
         </w:rPr>
         <w:t xml:space="preserve">; </w:t>
       </w:r>
-      <w:hyperlink r:id="rId64">
-        <w:r>
-          <w:rPr>
-            <w:lang w:val="hi_IN" w:bidi="hi_IN"/>
-          </w:rPr>
-          <w:rPr>
-            <w:color w:val="0000EE"/>
-            <w:u w:val="single"/>
-          </w:rPr>
-          <w:t>20:4</w:t>
-        </w:r>
-      </w:hyperlink>
+      <w:r>
+        <w:rPr>
+          <w:lang w:val="hi_IN" w:bidi="hi_IN"/>
+        </w:rPr>
+        <w:t>20:4</w:t>
+      </w:r>
       <w:r>
         <w:rPr>
           <w:lang w:val="hi_IN" w:bidi="hi_IN"/>
         </w:rPr>
         <w:t xml:space="preserve">; </w:t>
       </w:r>
-      <w:hyperlink r:id="rId52">
-        <w:r>
-          <w:rPr>
-            <w:lang w:val="hi_IN" w:bidi="hi_IN"/>
-          </w:rPr>
-          <w:rPr>
-            <w:color w:val="0000EE"/>
-            <w:u w:val="single"/>
-          </w:rPr>
-          <w:t>रोमियों 16:21</w:t>
-        </w:r>
-      </w:hyperlink>
+      <w:r>
+        <w:rPr>
+          <w:lang w:val="hi_IN" w:bidi="hi_IN"/>
+        </w:rPr>
+        <w:t>रोमियों 16:21</w:t>
+      </w:r>
       <w:r>
         <w:rPr>
           <w:lang w:val="hi_IN" w:bidi="hi_IN"/>
         </w:rPr>
         <w:t xml:space="preserve">; </w:t>
       </w:r>
-      <w:hyperlink r:id="rId40">
-        <w:r>
-          <w:rPr>
-            <w:lang w:val="hi_IN" w:bidi="hi_IN"/>
-          </w:rPr>
-          <w:rPr>
-            <w:color w:val="0000EE"/>
-            <w:u w:val="single"/>
-          </w:rPr>
-          <w:t>1 कुरिन्थियों 4:17</w:t>
-        </w:r>
-      </w:hyperlink>
+      <w:r>
+        <w:rPr>
+          <w:lang w:val="hi_IN" w:bidi="hi_IN"/>
+        </w:rPr>
+        <w:t>1 कुरिन्थियों 4:17</w:t>
+      </w:r>
       <w:r>
         <w:rPr>
           <w:lang w:val="hi_IN" w:bidi="hi_IN"/>
         </w:rPr>
         <w:t xml:space="preserve">; </w:t>
       </w:r>
-      <w:hyperlink r:id="rId18">
-        <w:r>
-          <w:rPr>
-            <w:lang w:val="hi_IN" w:bidi="hi_IN"/>
-          </w:rPr>
-          <w:rPr>
-            <w:color w:val="0000EE"/>
-            <w:u w:val="single"/>
-          </w:rPr>
-          <w:t>16:10–11</w:t>
-        </w:r>
-      </w:hyperlink>
+      <w:r>
+        <w:rPr>
+          <w:lang w:val="hi_IN" w:bidi="hi_IN"/>
+        </w:rPr>
+        <w:t>16:10–11</w:t>
+      </w:r>
       <w:r>
         <w:rPr>
           <w:lang w:val="hi_IN" w:bidi="hi_IN"/>
         </w:rPr>
         <w:t xml:space="preserve">; </w:t>
       </w:r>
-      <w:hyperlink r:id="rId46">
-        <w:r>
-          <w:rPr>
-            <w:lang w:val="hi_IN" w:bidi="hi_IN"/>
-          </w:rPr>
-          <w:rPr>
-            <w:color w:val="0000EE"/>
-            <w:u w:val="single"/>
-          </w:rPr>
-          <w:t>2 कुरिन्थियों 1:1</w:t>
-        </w:r>
-      </w:hyperlink>
+      <w:r>
+        <w:rPr>
+          <w:lang w:val="hi_IN" w:bidi="hi_IN"/>
+        </w:rPr>
+        <w:t>2 कुरिन्थियों 1:1</w:t>
+      </w:r>
       <w:r>
         <w:rPr>
           <w:lang w:val="hi_IN" w:bidi="hi_IN"/>
         </w:rPr>
         <w:t xml:space="preserve">, </w:t>
       </w:r>
-      <w:hyperlink r:id="rId65">
-        <w:r>
-          <w:rPr>
-            <w:lang w:val="hi_IN" w:bidi="hi_IN"/>
-          </w:rPr>
-          <w:rPr>
-            <w:color w:val="0000EE"/>
-            <w:u w:val="single"/>
-          </w:rPr>
-          <w:t>19</w:t>
-        </w:r>
-      </w:hyperlink>
+      <w:r>
+        <w:rPr>
+          <w:lang w:val="hi_IN" w:bidi="hi_IN"/>
+        </w:rPr>
+        <w:t>19</w:t>
+      </w:r>
       <w:r>
         <w:rPr>
           <w:lang w:val="hi_IN" w:bidi="hi_IN"/>
         </w:rPr>
         <w:t xml:space="preserve">; </w:t>
       </w:r>
-      <w:hyperlink r:id="rId47">
-        <w:r>
-          <w:rPr>
-            <w:lang w:val="hi_IN" w:bidi="hi_IN"/>
-          </w:rPr>
-          <w:rPr>
-            <w:color w:val="0000EE"/>
-            <w:u w:val="single"/>
-          </w:rPr>
-          <w:t>फिलिप्पियों 1:1</w:t>
-        </w:r>
-      </w:hyperlink>
+      <w:r>
+        <w:rPr>
+          <w:lang w:val="hi_IN" w:bidi="hi_IN"/>
+        </w:rPr>
+        <w:t>फिलिप्पियों 1:1</w:t>
+      </w:r>
       <w:r>
         <w:rPr>
           <w:lang w:val="hi_IN" w:bidi="hi_IN"/>
         </w:rPr>
         <w:t xml:space="preserve">; </w:t>
       </w:r>
-      <w:hyperlink r:id="rId41">
-        <w:r>
-          <w:rPr>
-            <w:lang w:val="hi_IN" w:bidi="hi_IN"/>
-          </w:rPr>
-          <w:rPr>
-            <w:color w:val="0000EE"/>
-            <w:u w:val="single"/>
-          </w:rPr>
-          <w:t>2:19–23</w:t>
-        </w:r>
-      </w:hyperlink>
+      <w:r>
+        <w:rPr>
+          <w:lang w:val="hi_IN" w:bidi="hi_IN"/>
+        </w:rPr>
+        <w:t>2:19–23</w:t>
+      </w:r>
       <w:r>
         <w:rPr>
           <w:lang w:val="hi_IN" w:bidi="hi_IN"/>
         </w:rPr>
         <w:t xml:space="preserve">; </w:t>
       </w:r>
-      <w:hyperlink r:id="rId48">
-        <w:r>
-          <w:rPr>
-            <w:lang w:val="hi_IN" w:bidi="hi_IN"/>
-          </w:rPr>
-          <w:rPr>
-            <w:color w:val="0000EE"/>
-            <w:u w:val="single"/>
-          </w:rPr>
-          <w:t>कुलुस्सियों 1:1</w:t>
-        </w:r>
-      </w:hyperlink>
+      <w:r>
+        <w:rPr>
+          <w:lang w:val="hi_IN" w:bidi="hi_IN"/>
+        </w:rPr>
+        <w:t>कुलुस्सियों 1:1</w:t>
+      </w:r>
       <w:r>
         <w:rPr>
           <w:lang w:val="hi_IN" w:bidi="hi_IN"/>
         </w:rPr>
         <w:t xml:space="preserve">; </w:t>
       </w:r>
-      <w:hyperlink r:id="rId49">
-        <w:r>
-          <w:rPr>
-            <w:lang w:val="hi_IN" w:bidi="hi_IN"/>
-          </w:rPr>
-          <w:rPr>
-            <w:color w:val="0000EE"/>
-            <w:u w:val="single"/>
-          </w:rPr>
-          <w:t>1 थिस्सलुनीकियों 1:1</w:t>
-        </w:r>
-      </w:hyperlink>
+      <w:r>
+        <w:rPr>
+          <w:lang w:val="hi_IN" w:bidi="hi_IN"/>
+        </w:rPr>
+        <w:t>1 थिस्सलुनीकियों 1:1</w:t>
+      </w:r>
       <w:r>
         <w:rPr>
           <w:lang w:val="hi_IN" w:bidi="hi_IN"/>
         </w:rPr>
         <w:t xml:space="preserve">; </w:t>
       </w:r>
-      <w:hyperlink r:id="rId66">
-        <w:r>
-          <w:rPr>
-            <w:lang w:val="hi_IN" w:bidi="hi_IN"/>
-          </w:rPr>
-          <w:rPr>
-            <w:color w:val="0000EE"/>
-            <w:u w:val="single"/>
-          </w:rPr>
-          <w:t>3:2–6</w:t>
-        </w:r>
-      </w:hyperlink>
+      <w:r>
+        <w:rPr>
+          <w:lang w:val="hi_IN" w:bidi="hi_IN"/>
+        </w:rPr>
+        <w:t>3:2–6</w:t>
+      </w:r>
       <w:r>
         <w:rPr>
           <w:lang w:val="hi_IN" w:bidi="hi_IN"/>
         </w:rPr>
         <w:t xml:space="preserve">; </w:t>
       </w:r>
-      <w:hyperlink r:id="rId50">
-        <w:r>
-          <w:rPr>
-            <w:lang w:val="hi_IN" w:bidi="hi_IN"/>
-          </w:rPr>
-          <w:rPr>
-            <w:color w:val="0000EE"/>
-            <w:u w:val="single"/>
-          </w:rPr>
-          <w:t>2 थिस्सलुनीकियों 1:1</w:t>
-        </w:r>
-      </w:hyperlink>
+      <w:r>
+        <w:rPr>
+          <w:lang w:val="hi_IN" w:bidi="hi_IN"/>
+        </w:rPr>
+        <w:t>2 थिस्सलुनीकियों 1:1</w:t>
+      </w:r>
       <w:r>
         <w:rPr>
           <w:lang w:val="hi_IN" w:bidi="hi_IN"/>
         </w:rPr>
         <w:t xml:space="preserve">; 1–2 तीमुथियुस; </w:t>
       </w:r>
-      <w:hyperlink r:id="rId51">
-        <w:r>
-          <w:rPr>
-            <w:lang w:val="hi_IN" w:bidi="hi_IN"/>
-          </w:rPr>
-          <w:rPr>
-            <w:color w:val="0000EE"/>
-            <w:u w:val="single"/>
-          </w:rPr>
-          <w:t>फिलेमोन 1:1</w:t>
-        </w:r>
-      </w:hyperlink>
+      <w:r>
+        <w:rPr>
+          <w:lang w:val="hi_IN" w:bidi="hi_IN"/>
+        </w:rPr>
+        <w:t>फिलेमोन 1:1</w:t>
+      </w:r>
       <w:r>
         <w:rPr>
           <w:lang w:val="hi_IN" w:bidi="hi_IN"/>
         </w:rPr>
         <w:t xml:space="preserve">; </w:t>
       </w:r>
-      <w:hyperlink r:id="rId63">
-        <w:r>
-          <w:rPr>
-            <w:lang w:val="hi_IN" w:bidi="hi_IN"/>
-          </w:rPr>
-          <w:rPr>
-            <w:color w:val="0000EE"/>
-            <w:u w:val="single"/>
-          </w:rPr>
-          <w:t>इब्रानियों 13:23</w:t>
-        </w:r>
-      </w:hyperlink>
+      <w:r>
+        <w:rPr>
+          <w:lang w:val="hi_IN" w:bidi="hi_IN"/>
+        </w:rPr>
+        <w:t>इब्रानियों 13:23</w:t>
+      </w:r>
       <w:r>
         <w:rPr>
           <w:lang w:val="hi_IN" w:bidi="hi_IN"/>
